--- a/playbook/files/Use_Case_Intake_Form.docx
+++ b/playbook/files/Use_Case_Intake_Form.docx
@@ -896,14 +896,13 @@
         <w:tblLook w:val="01E0" w:firstRow="1" w:lastRow="1" w:firstColumn="1" w:lastColumn="1" w:noHBand="0" w:noVBand="0"/>
       </w:tblPr>
       <w:tblGrid>
-        <w:gridCol w:w="1516"/>
-        <w:gridCol w:w="1441"/>
-        <w:gridCol w:w="1441"/>
-        <w:gridCol w:w="1120"/>
-        <w:gridCol w:w="1301"/>
-        <w:gridCol w:w="935"/>
-        <w:gridCol w:w="1035"/>
-        <w:gridCol w:w="1410"/>
+        <w:gridCol w:w="1300"/>
+        <w:gridCol w:w="1300"/>
+        <w:gridCol w:w="1300"/>
+        <w:gridCol w:w="1350"/>
+        <w:gridCol w:w="1350"/>
+        <w:gridCol w:w="1300"/>
+        <w:gridCol w:w="2299"/>
       </w:tblGrid>
       <w:tr>
         <w:trPr>
@@ -911,14 +910,14 @@
         </w:trPr>
         <w:tc>
           <w:tcPr>
-            <w:tcW w:w="1516" w:type="dxa"/>
+            <w:tcW w:w="1300" w:type="dxa"/>
             <w:shd w:val="clear" w:color="auto" w:fill="D9EAF7"/>
           </w:tcPr>
           <w:p>
             <w:pPr>
               <w:pStyle w:val="TableParagraph"/>
               <w:spacing w:before="79"/>
-              <w:ind w:left="185"/>
+              <w:jc w:val="center"/>
               <w:rPr>
                 <w:b/>
                 <w:sz w:val="15"/>
@@ -930,55 +929,20 @@
                 <w:color w:val="17365D"/>
                 <w:sz w:val="15"/>
               </w:rPr>
-              <w:t>Use</w:t>
-            </w:r>
-            <w:r>
-              <w:rPr>
-                <w:b/>
-                <w:color w:val="17365D"/>
-                <w:spacing w:val="-1"/>
-                <w:sz w:val="15"/>
-              </w:rPr>
-              <w:t xml:space="preserve"> </w:t>
-            </w:r>
-            <w:r>
-              <w:rPr>
-                <w:b/>
-                <w:color w:val="17365D"/>
-                <w:sz w:val="15"/>
-              </w:rPr>
-              <w:t>Case</w:t>
-            </w:r>
-            <w:r>
-              <w:rPr>
-                <w:b/>
-                <w:color w:val="17365D"/>
-                <w:spacing w:val="-1"/>
-                <w:sz w:val="15"/>
-              </w:rPr>
-              <w:t xml:space="preserve"> </w:t>
-            </w:r>
-            <w:r>
-              <w:rPr>
-                <w:b/>
-                <w:color w:val="17365D"/>
-                <w:spacing w:val="-2"/>
-                <w:sz w:val="15"/>
-              </w:rPr>
-              <w:t>Intake</w:t>
+              <w:t>Define</w:t>
             </w:r>
           </w:p>
         </w:tc>
         <w:tc>
           <w:tcPr>
-            <w:tcW w:w="1441" w:type="dxa"/>
+            <w:tcW w:w="1300" w:type="dxa"/>
             <w:shd w:val="clear" w:color="auto" w:fill="F4F7F8"/>
           </w:tcPr>
           <w:p>
             <w:pPr>
               <w:pStyle w:val="TableParagraph"/>
               <w:spacing w:before="79" w:line="249" w:lineRule="auto"/>
-              <w:ind w:left="274" w:hanging="155"/>
+              <w:jc w:val="center"/>
               <w:rPr>
                 <w:sz w:val="15"/>
               </w:rPr>
@@ -988,58 +952,20 @@
                 <w:color w:val="45545F"/>
                 <w:sz w:val="15"/>
               </w:rPr>
-              <w:t>Risk</w:t>
-            </w:r>
-            <w:r>
-              <w:rPr>
-                <w:color w:val="45545F"/>
-                <w:spacing w:val="-11"/>
-                <w:sz w:val="15"/>
-              </w:rPr>
-              <w:t xml:space="preserve"> </w:t>
-            </w:r>
-            <w:r>
-              <w:rPr>
-                <w:color w:val="45545F"/>
-                <w:sz w:val="15"/>
-              </w:rPr>
-              <w:t>&amp;</w:t>
-            </w:r>
-            <w:r>
-              <w:rPr>
-                <w:color w:val="45545F"/>
-                <w:spacing w:val="-10"/>
-                <w:sz w:val="15"/>
-              </w:rPr>
-              <w:t xml:space="preserve"> </w:t>
-            </w:r>
-            <w:r>
-              <w:rPr>
-                <w:color w:val="45545F"/>
-                <w:sz w:val="15"/>
-              </w:rPr>
-              <w:t xml:space="preserve">Regulatory </w:t>
-            </w:r>
-            <w:r>
-              <w:rPr>
-                <w:color w:val="45545F"/>
-                <w:spacing w:val="-2"/>
-                <w:sz w:val="15"/>
-              </w:rPr>
-              <w:t>Classification</w:t>
+              <w:t>Prepare</w:t>
             </w:r>
           </w:p>
         </w:tc>
         <w:tc>
           <w:tcPr>
-            <w:tcW w:w="1441" w:type="dxa"/>
+            <w:tcW w:w="1300" w:type="dxa"/>
             <w:shd w:val="clear" w:color="auto" w:fill="F4F7F8"/>
           </w:tcPr>
           <w:p>
             <w:pPr>
               <w:pStyle w:val="TableParagraph"/>
               <w:spacing w:before="79" w:line="249" w:lineRule="auto"/>
-              <w:ind w:left="169" w:firstLine="10"/>
+              <w:jc w:val="center"/>
               <w:rPr>
                 <w:sz w:val="15"/>
               </w:rPr>
@@ -1049,43 +975,20 @@
                 <w:color w:val="45545F"/>
                 <w:sz w:val="15"/>
               </w:rPr>
-              <w:t>Requirements</w:t>
-            </w:r>
-            <w:r>
-              <w:rPr>
-                <w:color w:val="45545F"/>
-                <w:spacing w:val="-11"/>
-                <w:sz w:val="15"/>
-              </w:rPr>
-              <w:t xml:space="preserve"> </w:t>
-            </w:r>
-            <w:r>
-              <w:rPr>
-                <w:color w:val="45545F"/>
-                <w:sz w:val="15"/>
-              </w:rPr>
-              <w:t>&amp; Control</w:t>
-            </w:r>
-            <w:r>
-              <w:rPr>
-                <w:color w:val="45545F"/>
-                <w:spacing w:val="-2"/>
-                <w:sz w:val="15"/>
-              </w:rPr>
-              <w:t xml:space="preserve"> Mapping</w:t>
+              <w:t>Design</w:t>
             </w:r>
           </w:p>
         </w:tc>
         <w:tc>
           <w:tcPr>
-            <w:tcW w:w="1120" w:type="dxa"/>
+            <w:tcW w:w="1350" w:type="dxa"/>
             <w:shd w:val="clear" w:color="auto" w:fill="F4F7F8"/>
           </w:tcPr>
           <w:p>
             <w:pPr>
               <w:pStyle w:val="TableParagraph"/>
               <w:spacing w:before="79"/>
-              <w:ind w:left="119"/>
+              <w:jc w:val="center"/>
               <w:rPr>
                 <w:sz w:val="15"/>
               </w:rPr>
@@ -1093,23 +996,22 @@
             <w:r>
               <w:rPr>
                 <w:color w:val="45545F"/>
-                <w:spacing w:val="-2"/>
                 <w:sz w:val="15"/>
               </w:rPr>
-              <w:t>Development</w:t>
+              <w:t>Develop</w:t>
             </w:r>
           </w:p>
         </w:tc>
         <w:tc>
           <w:tcPr>
-            <w:tcW w:w="1301" w:type="dxa"/>
+            <w:tcW w:w="1350" w:type="dxa"/>
             <w:shd w:val="clear" w:color="auto" w:fill="F4F7F8"/>
           </w:tcPr>
           <w:p>
             <w:pPr>
               <w:pStyle w:val="TableParagraph"/>
               <w:spacing w:before="79" w:line="249" w:lineRule="auto"/>
-              <w:ind w:left="319" w:right="307" w:firstLine="15"/>
+              <w:jc w:val="center"/>
               <w:rPr>
                 <w:sz w:val="15"/>
               </w:rPr>
@@ -1119,43 +1021,20 @@
                 <w:color w:val="45545F"/>
                 <w:sz w:val="15"/>
               </w:rPr>
-              <w:t>Testing</w:t>
-            </w:r>
-            <w:r>
-              <w:rPr>
-                <w:color w:val="45545F"/>
-                <w:spacing w:val="-11"/>
-                <w:sz w:val="15"/>
-              </w:rPr>
-              <w:t xml:space="preserve"> </w:t>
-            </w:r>
-            <w:r>
-              <w:rPr>
-                <w:color w:val="45545F"/>
-                <w:sz w:val="15"/>
-              </w:rPr>
-              <w:t xml:space="preserve">&amp; </w:t>
-            </w:r>
-            <w:r>
-              <w:rPr>
-                <w:color w:val="45545F"/>
-                <w:spacing w:val="-2"/>
-                <w:sz w:val="15"/>
-              </w:rPr>
-              <w:t>Validation</w:t>
+              <w:t>Validate</w:t>
             </w:r>
           </w:p>
         </w:tc>
         <w:tc>
           <w:tcPr>
-            <w:tcW w:w="935" w:type="dxa"/>
+            <w:tcW w:w="1300" w:type="dxa"/>
             <w:shd w:val="clear" w:color="auto" w:fill="F4F7F8"/>
           </w:tcPr>
           <w:p>
             <w:pPr>
               <w:pStyle w:val="TableParagraph"/>
               <w:spacing w:before="79"/>
-              <w:ind w:left="168"/>
+              <w:jc w:val="center"/>
               <w:rPr>
                 <w:sz w:val="15"/>
               </w:rPr>
@@ -1163,47 +1042,22 @@
             <w:r>
               <w:rPr>
                 <w:color w:val="45545F"/>
-                <w:spacing w:val="-2"/>
                 <w:sz w:val="15"/>
               </w:rPr>
-              <w:t>Approval</w:t>
+              <w:t>Deploy</w:t>
             </w:r>
           </w:p>
         </w:tc>
         <w:tc>
           <w:tcPr>
-            <w:tcW w:w="1035" w:type="dxa"/>
+            <w:tcW w:w="2299" w:type="dxa"/>
             <w:shd w:val="clear" w:color="auto" w:fill="F4F7F8"/>
           </w:tcPr>
           <w:p>
             <w:pPr>
               <w:pStyle w:val="TableParagraph"/>
               <w:spacing w:before="79"/>
-              <w:ind w:left="113"/>
-              <w:rPr>
-                <w:sz w:val="15"/>
-              </w:rPr>
-            </w:pPr>
-            <w:r>
-              <w:rPr>
-                <w:color w:val="45545F"/>
-                <w:spacing w:val="-2"/>
-                <w:sz w:val="15"/>
-              </w:rPr>
-              <w:t>Deployment</w:t>
-            </w:r>
-          </w:p>
-        </w:tc>
-        <w:tc>
-          <w:tcPr>
-            <w:tcW w:w="1410" w:type="dxa"/>
-            <w:shd w:val="clear" w:color="auto" w:fill="F4F7F8"/>
-          </w:tcPr>
-          <w:p>
-            <w:pPr>
-              <w:pStyle w:val="TableParagraph"/>
-              <w:spacing w:before="79" w:line="249" w:lineRule="auto"/>
-              <w:ind w:left="209" w:right="202" w:firstLine="75"/>
+              <w:jc w:val="center"/>
               <w:rPr>
                 <w:sz w:val="15"/>
               </w:rPr>
@@ -1213,37 +1067,7 @@
                 <w:color w:val="45545F"/>
                 <w:sz w:val="15"/>
               </w:rPr>
-              <w:t>Monitoring</w:t>
-            </w:r>
-            <w:r>
-              <w:rPr>
-                <w:color w:val="45545F"/>
-                <w:spacing w:val="-1"/>
-                <w:sz w:val="15"/>
-              </w:rPr>
-              <w:t xml:space="preserve"> </w:t>
-            </w:r>
-            <w:r>
-              <w:rPr>
-                <w:color w:val="45545F"/>
-                <w:sz w:val="15"/>
-              </w:rPr>
-              <w:t>&amp; Change</w:t>
-            </w:r>
-            <w:r>
-              <w:rPr>
-                <w:color w:val="45545F"/>
-                <w:spacing w:val="-11"/>
-                <w:sz w:val="15"/>
-              </w:rPr>
-              <w:t xml:space="preserve"> </w:t>
-            </w:r>
-            <w:r>
-              <w:rPr>
-                <w:color w:val="45545F"/>
-                <w:sz w:val="15"/>
-              </w:rPr>
-              <w:t>Mgmt.</w:t>
+              <w:t>Monitor &amp; Control</w:t>
             </w:r>
           </w:p>
         </w:tc>
@@ -1479,203 +1303,7 @@
           <w:color w:val="2C3740"/>
           <w:sz w:val="21"/>
         </w:rPr>
-        <w:t>Treat</w:t>
-      </w:r>
-      <w:r>
-        <w:rPr>
-          <w:color w:val="2C3740"/>
-          <w:spacing w:val="-4"/>
-          <w:sz w:val="21"/>
-        </w:rPr>
-        <w:t xml:space="preserve"> </w:t>
-      </w:r>
-      <w:r>
-        <w:rPr>
-          <w:color w:val="2C3740"/>
-          <w:sz w:val="21"/>
-        </w:rPr>
-        <w:t>the</w:t>
-      </w:r>
-      <w:r>
-        <w:rPr>
-          <w:color w:val="2C3740"/>
-          <w:spacing w:val="-5"/>
-          <w:sz w:val="21"/>
-        </w:rPr>
-        <w:t xml:space="preserve"> </w:t>
-      </w:r>
-      <w:r>
-        <w:rPr>
-          <w:color w:val="2C3740"/>
-          <w:sz w:val="21"/>
-        </w:rPr>
-        <w:t>outputs</w:t>
-      </w:r>
-      <w:r>
-        <w:rPr>
-          <w:color w:val="2C3740"/>
-          <w:spacing w:val="-3"/>
-          <w:sz w:val="21"/>
-        </w:rPr>
-        <w:t xml:space="preserve"> </w:t>
-      </w:r>
-      <w:r>
-        <w:rPr>
-          <w:color w:val="2C3740"/>
-          <w:sz w:val="21"/>
-        </w:rPr>
-        <w:t>as</w:t>
-      </w:r>
-      <w:r>
-        <w:rPr>
-          <w:color w:val="2C3740"/>
-          <w:spacing w:val="-3"/>
-          <w:sz w:val="21"/>
-        </w:rPr>
-        <w:t xml:space="preserve"> </w:t>
-      </w:r>
-      <w:r>
-        <w:rPr>
-          <w:color w:val="2C3740"/>
-          <w:sz w:val="21"/>
-        </w:rPr>
-        <w:t>inputs</w:t>
-      </w:r>
-      <w:r>
-        <w:rPr>
-          <w:color w:val="2C3740"/>
-          <w:spacing w:val="-3"/>
-          <w:sz w:val="21"/>
-        </w:rPr>
-        <w:t xml:space="preserve"> </w:t>
-      </w:r>
-      <w:r>
-        <w:rPr>
-          <w:color w:val="2C3740"/>
-          <w:sz w:val="21"/>
-        </w:rPr>
-        <w:t>to</w:t>
-      </w:r>
-      <w:r>
-        <w:rPr>
-          <w:color w:val="2C3740"/>
-          <w:spacing w:val="-5"/>
-          <w:sz w:val="21"/>
-        </w:rPr>
-        <w:t xml:space="preserve"> </w:t>
-      </w:r>
-      <w:r>
-        <w:rPr>
-          <w:color w:val="2C3740"/>
-          <w:sz w:val="21"/>
-        </w:rPr>
-        <w:t>Risk</w:t>
-      </w:r>
-      <w:r>
-        <w:rPr>
-          <w:color w:val="2C3740"/>
-          <w:spacing w:val="-3"/>
-          <w:sz w:val="21"/>
-        </w:rPr>
-        <w:t xml:space="preserve"> </w:t>
-      </w:r>
-      <w:r>
-        <w:rPr>
-          <w:color w:val="2C3740"/>
-          <w:sz w:val="21"/>
-        </w:rPr>
-        <w:t>&amp;</w:t>
-      </w:r>
-      <w:r>
-        <w:rPr>
-          <w:color w:val="2C3740"/>
-          <w:spacing w:val="-3"/>
-          <w:sz w:val="21"/>
-        </w:rPr>
-        <w:t xml:space="preserve"> </w:t>
-      </w:r>
-      <w:r>
-        <w:rPr>
-          <w:color w:val="2C3740"/>
-          <w:sz w:val="21"/>
-        </w:rPr>
-        <w:t>Regulatory</w:t>
-      </w:r>
-      <w:r>
-        <w:rPr>
-          <w:color w:val="2C3740"/>
-          <w:spacing w:val="-3"/>
-          <w:sz w:val="21"/>
-        </w:rPr>
-        <w:t xml:space="preserve"> </w:t>
-      </w:r>
-      <w:r>
-        <w:rPr>
-          <w:color w:val="2C3740"/>
-          <w:sz w:val="21"/>
-        </w:rPr>
-        <w:t>Classification</w:t>
-      </w:r>
-      <w:r>
-        <w:rPr>
-          <w:color w:val="2C3740"/>
-          <w:spacing w:val="-5"/>
-          <w:sz w:val="21"/>
-        </w:rPr>
-        <w:t xml:space="preserve"> </w:t>
-      </w:r>
-      <w:r>
-        <w:rPr>
-          <w:color w:val="2C3740"/>
-          <w:sz w:val="21"/>
-        </w:rPr>
-        <w:t>and</w:t>
-      </w:r>
-      <w:r>
-        <w:rPr>
-          <w:color w:val="2C3740"/>
-          <w:spacing w:val="-5"/>
-          <w:sz w:val="21"/>
-        </w:rPr>
-        <w:t xml:space="preserve"> </w:t>
-      </w:r>
-      <w:r>
-        <w:rPr>
-          <w:color w:val="2C3740"/>
-          <w:sz w:val="21"/>
-        </w:rPr>
-        <w:t>subsequent</w:t>
-      </w:r>
-      <w:r>
-        <w:rPr>
-          <w:color w:val="2C3740"/>
-          <w:spacing w:val="-2"/>
-          <w:sz w:val="21"/>
-        </w:rPr>
-        <w:t xml:space="preserve"> </w:t>
-      </w:r>
-      <w:r>
-        <w:rPr>
-          <w:color w:val="2C3740"/>
-          <w:sz w:val="21"/>
-        </w:rPr>
-        <w:t>governance</w:t>
-      </w:r>
-      <w:r>
-        <w:rPr>
-          <w:color w:val="2C3740"/>
-          <w:spacing w:val="-4"/>
-          <w:sz w:val="21"/>
-        </w:rPr>
-        <w:t xml:space="preserve"> </w:t>
-      </w:r>
-      <w:r>
-        <w:rPr>
-          <w:color w:val="2C3740"/>
-          <w:spacing w:val="-2"/>
-          <w:sz w:val="21"/>
-        </w:rPr>
-        <w:t>decisions.</w:t>
+        <w:t>Treat the outputs as inputs to the Compliance Analysis, where risk and regulatory classification is determined.</w:t>
       </w:r>
     </w:p>
     <w:p>
@@ -9941,157 +9569,7 @@
         <w:rPr>
           <w:color w:val="5F6B76"/>
         </w:rPr>
-        <w:t>Early</w:t>
-      </w:r>
-      <w:r>
-        <w:rPr>
-          <w:color w:val="5F6B76"/>
-          <w:spacing w:val="-5"/>
-        </w:rPr>
-        <w:t xml:space="preserve"> </w:t>
-      </w:r>
-      <w:r>
-        <w:rPr>
-          <w:color w:val="5F6B76"/>
-        </w:rPr>
-        <w:t>indicators</w:t>
-      </w:r>
-      <w:r>
-        <w:rPr>
-          <w:color w:val="5F6B76"/>
-          <w:spacing w:val="-2"/>
-        </w:rPr>
-        <w:t xml:space="preserve"> </w:t>
-      </w:r>
-      <w:r>
-        <w:rPr>
-          <w:color w:val="5F6B76"/>
-        </w:rPr>
-        <w:t>only.</w:t>
-      </w:r>
-      <w:r>
-        <w:rPr>
-          <w:color w:val="5F6B76"/>
-          <w:spacing w:val="-1"/>
-        </w:rPr>
-        <w:t xml:space="preserve"> </w:t>
-      </w:r>
-      <w:r>
-        <w:rPr>
-          <w:color w:val="5F6B76"/>
-        </w:rPr>
-        <w:t>Detailed</w:t>
-      </w:r>
-      <w:r>
-        <w:rPr>
-          <w:color w:val="5F6B76"/>
-          <w:spacing w:val="-4"/>
-        </w:rPr>
-        <w:t xml:space="preserve"> </w:t>
-      </w:r>
-      <w:r>
-        <w:rPr>
-          <w:color w:val="5F6B76"/>
-        </w:rPr>
-        <w:t>risk</w:t>
-      </w:r>
-      <w:r>
-        <w:rPr>
-          <w:color w:val="5F6B76"/>
-          <w:spacing w:val="-3"/>
-        </w:rPr>
-        <w:t xml:space="preserve"> </w:t>
-      </w:r>
-      <w:r>
-        <w:rPr>
-          <w:color w:val="5F6B76"/>
-        </w:rPr>
-        <w:t>and</w:t>
-      </w:r>
-      <w:r>
-        <w:rPr>
-          <w:color w:val="5F6B76"/>
-          <w:spacing w:val="-4"/>
-        </w:rPr>
-        <w:t xml:space="preserve"> </w:t>
-      </w:r>
-      <w:r>
-        <w:rPr>
-          <w:color w:val="5F6B76"/>
-        </w:rPr>
-        <w:t>regulatory</w:t>
-      </w:r>
-      <w:r>
-        <w:rPr>
-          <w:color w:val="5F6B76"/>
-          <w:spacing w:val="-2"/>
-        </w:rPr>
-        <w:t xml:space="preserve"> </w:t>
-      </w:r>
-      <w:r>
-        <w:rPr>
-          <w:color w:val="5F6B76"/>
-        </w:rPr>
-        <w:t>classification</w:t>
-      </w:r>
-      <w:r>
-        <w:rPr>
-          <w:color w:val="5F6B76"/>
-          <w:spacing w:val="-5"/>
-        </w:rPr>
-        <w:t xml:space="preserve"> </w:t>
-      </w:r>
-      <w:r>
-        <w:rPr>
-          <w:color w:val="5F6B76"/>
-        </w:rPr>
-        <w:t>occurs</w:t>
-      </w:r>
-      <w:r>
-        <w:rPr>
-          <w:color w:val="5F6B76"/>
-          <w:spacing w:val="-2"/>
-        </w:rPr>
-        <w:t xml:space="preserve"> </w:t>
-      </w:r>
-      <w:r>
-        <w:rPr>
-          <w:color w:val="5F6B76"/>
-        </w:rPr>
-        <w:t>in</w:t>
-      </w:r>
-      <w:r>
-        <w:rPr>
-          <w:color w:val="5F6B76"/>
-          <w:spacing w:val="-5"/>
-        </w:rPr>
-        <w:t xml:space="preserve"> </w:t>
-      </w:r>
-      <w:r>
-        <w:rPr>
-          <w:color w:val="5F6B76"/>
-        </w:rPr>
-        <w:t>the</w:t>
-      </w:r>
-      <w:r>
-        <w:rPr>
-          <w:color w:val="5F6B76"/>
-          <w:spacing w:val="-4"/>
-        </w:rPr>
-        <w:t xml:space="preserve"> </w:t>
-      </w:r>
-      <w:r>
-        <w:rPr>
-          <w:color w:val="5F6B76"/>
-        </w:rPr>
-        <w:t xml:space="preserve">next </w:t>
-      </w:r>
-      <w:r>
-        <w:rPr>
-          <w:color w:val="5F6B76"/>
-          <w:spacing w:val="-2"/>
-        </w:rPr>
-        <w:t>phase.</w:t>
+        <w:t>Early indicators only. Risk and regulatory classification is determined in the Compliance Analysis.</w:t>
       </w:r>
     </w:p>
     <w:p>
@@ -13730,203 +13208,7 @@
                 <w:color w:val="66707C"/>
                 <w:sz w:val="19"/>
               </w:rPr>
-              <w:t>Summarize</w:t>
-            </w:r>
-            <w:r>
-              <w:rPr>
-                <w:i/>
-                <w:color w:val="66707C"/>
-                <w:spacing w:val="-4"/>
-                <w:sz w:val="19"/>
-              </w:rPr>
-              <w:t xml:space="preserve"> </w:t>
-            </w:r>
-            <w:r>
-              <w:rPr>
-                <w:i/>
-                <w:color w:val="66707C"/>
-                <w:sz w:val="19"/>
-              </w:rPr>
-              <w:t>any</w:t>
-            </w:r>
-            <w:r>
-              <w:rPr>
-                <w:i/>
-                <w:color w:val="66707C"/>
-                <w:spacing w:val="-4"/>
-                <w:sz w:val="19"/>
-              </w:rPr>
-              <w:t xml:space="preserve"> </w:t>
-            </w:r>
-            <w:r>
-              <w:rPr>
-                <w:i/>
-                <w:color w:val="66707C"/>
-                <w:sz w:val="19"/>
-              </w:rPr>
-              <w:t>screening</w:t>
-            </w:r>
-            <w:r>
-              <w:rPr>
-                <w:i/>
-                <w:color w:val="66707C"/>
-                <w:spacing w:val="-4"/>
-                <w:sz w:val="19"/>
-              </w:rPr>
-              <w:t xml:space="preserve"> </w:t>
-            </w:r>
-            <w:r>
-              <w:rPr>
-                <w:i/>
-                <w:color w:val="66707C"/>
-                <w:sz w:val="19"/>
-              </w:rPr>
-              <w:t>items</w:t>
-            </w:r>
-            <w:r>
-              <w:rPr>
-                <w:i/>
-                <w:color w:val="66707C"/>
-                <w:spacing w:val="-4"/>
-                <w:sz w:val="19"/>
-              </w:rPr>
-              <w:t xml:space="preserve"> </w:t>
-            </w:r>
-            <w:r>
-              <w:rPr>
-                <w:i/>
-                <w:color w:val="66707C"/>
-                <w:sz w:val="19"/>
-              </w:rPr>
-              <w:t>that</w:t>
-            </w:r>
-            <w:r>
-              <w:rPr>
-                <w:i/>
-                <w:color w:val="66707C"/>
-                <w:spacing w:val="-5"/>
-                <w:sz w:val="19"/>
-              </w:rPr>
-              <w:t xml:space="preserve"> </w:t>
-            </w:r>
-            <w:r>
-              <w:rPr>
-                <w:i/>
-                <w:color w:val="66707C"/>
-                <w:sz w:val="19"/>
-              </w:rPr>
-              <w:t>should</w:t>
-            </w:r>
-            <w:r>
-              <w:rPr>
-                <w:i/>
-                <w:color w:val="66707C"/>
-                <w:spacing w:val="-4"/>
-                <w:sz w:val="19"/>
-              </w:rPr>
-              <w:t xml:space="preserve"> </w:t>
-            </w:r>
-            <w:r>
-              <w:rPr>
-                <w:i/>
-                <w:color w:val="66707C"/>
-                <w:sz w:val="19"/>
-              </w:rPr>
-              <w:t>be</w:t>
-            </w:r>
-            <w:r>
-              <w:rPr>
-                <w:i/>
-                <w:color w:val="66707C"/>
-                <w:spacing w:val="-4"/>
-                <w:sz w:val="19"/>
-              </w:rPr>
-              <w:t xml:space="preserve"> </w:t>
-            </w:r>
-            <w:r>
-              <w:rPr>
-                <w:i/>
-                <w:color w:val="66707C"/>
-                <w:sz w:val="19"/>
-              </w:rPr>
-              <w:t>carried</w:t>
-            </w:r>
-            <w:r>
-              <w:rPr>
-                <w:i/>
-                <w:color w:val="66707C"/>
-                <w:spacing w:val="-4"/>
-                <w:sz w:val="19"/>
-              </w:rPr>
-              <w:t xml:space="preserve"> </w:t>
-            </w:r>
-            <w:r>
-              <w:rPr>
-                <w:i/>
-                <w:color w:val="66707C"/>
-                <w:sz w:val="19"/>
-              </w:rPr>
-              <w:t>into</w:t>
-            </w:r>
-            <w:r>
-              <w:rPr>
-                <w:i/>
-                <w:color w:val="66707C"/>
-                <w:spacing w:val="-8"/>
-                <w:sz w:val="19"/>
-              </w:rPr>
-              <w:t xml:space="preserve"> </w:t>
-            </w:r>
-            <w:r>
-              <w:rPr>
-                <w:i/>
-                <w:color w:val="66707C"/>
-                <w:sz w:val="19"/>
-              </w:rPr>
-              <w:t>Risk</w:t>
-            </w:r>
-            <w:r>
-              <w:rPr>
-                <w:i/>
-                <w:color w:val="66707C"/>
-                <w:spacing w:val="-4"/>
-                <w:sz w:val="19"/>
-              </w:rPr>
-              <w:t xml:space="preserve"> </w:t>
-            </w:r>
-            <w:r>
-              <w:rPr>
-                <w:i/>
-                <w:color w:val="66707C"/>
-                <w:sz w:val="19"/>
-              </w:rPr>
-              <w:t>&amp;</w:t>
-            </w:r>
-            <w:r>
-              <w:rPr>
-                <w:i/>
-                <w:color w:val="66707C"/>
-                <w:spacing w:val="-4"/>
-                <w:sz w:val="19"/>
-              </w:rPr>
-              <w:t xml:space="preserve"> </w:t>
-            </w:r>
-            <w:r>
-              <w:rPr>
-                <w:i/>
-                <w:color w:val="66707C"/>
-                <w:sz w:val="19"/>
-              </w:rPr>
-              <w:t xml:space="preserve">Regulatory </w:t>
-            </w:r>
-            <w:r>
-              <w:rPr>
-                <w:i/>
-                <w:color w:val="66707C"/>
-                <w:spacing w:val="-2"/>
-                <w:sz w:val="19"/>
-              </w:rPr>
-              <w:t>Classification.</w:t>
+              <w:t>Summarize any screening items that should be carried into the Compliance Analysis.</w:t>
             </w:r>
           </w:p>
         </w:tc>
@@ -15136,13 +14418,19 @@
           <w:p>
             <w:pPr>
               <w:pStyle w:val="TableParagraph"/>
-              <w:spacing w:before="0"/>
-              <w:ind w:left="0"/>
+              <w:spacing w:before="60"/>
+              <w:ind w:left="90"/>
               <w:rPr>
                 <w:rFonts w:ascii="Times New Roman"/>
                 <w:sz w:val="20"/>
               </w:rPr>
             </w:pPr>
+            <w:r>
+              <w:rPr>
+                <w:sz w:val="16"/>
+              </w:rPr>
+              <w:t>0.2</w:t>
+            </w:r>
           </w:p>
         </w:tc>
         <w:tc>
@@ -15152,13 +14440,19 @@
           <w:p>
             <w:pPr>
               <w:pStyle w:val="TableParagraph"/>
-              <w:spacing w:before="0"/>
-              <w:ind w:left="0"/>
+              <w:spacing w:before="60"/>
+              <w:ind w:left="90"/>
               <w:rPr>
                 <w:rFonts w:ascii="Times New Roman"/>
                 <w:sz w:val="20"/>
               </w:rPr>
             </w:pPr>
+            <w:r>
+              <w:rPr>
+                <w:sz w:val="16"/>
+              </w:rPr>
+              <w:t>2026-09-25</w:t>
+            </w:r>
           </w:p>
         </w:tc>
         <w:tc>
@@ -15168,13 +14462,19 @@
           <w:p>
             <w:pPr>
               <w:pStyle w:val="TableParagraph"/>
-              <w:spacing w:before="0"/>
-              <w:ind w:left="0"/>
+              <w:spacing w:before="60"/>
+              <w:ind w:left="90"/>
               <w:rPr>
                 <w:rFonts w:ascii="Times New Roman"/>
                 <w:sz w:val="20"/>
               </w:rPr>
             </w:pPr>
+            <w:r>
+              <w:rPr>
+                <w:sz w:val="16"/>
+              </w:rPr>
+              <w:t>Maria Febus</w:t>
+            </w:r>
           </w:p>
         </w:tc>
         <w:tc>
@@ -15184,13 +14484,19 @@
           <w:p>
             <w:pPr>
               <w:pStyle w:val="TableParagraph"/>
-              <w:spacing w:before="0"/>
-              <w:ind w:left="0"/>
+              <w:spacing w:before="60"/>
+              <w:ind w:left="90"/>
               <w:rPr>
                 <w:rFonts w:ascii="Times New Roman"/>
                 <w:sz w:val="20"/>
               </w:rPr>
             </w:pPr>
+            <w:r>
+              <w:rPr>
+                <w:sz w:val="16"/>
+              </w:rPr>
+              <w:t>Aligned header to the playbook's 7 lifecycle phases (Define through Monitor &amp; Control); classification references now point to the Compliance Analysis</w:t>
+            </w:r>
           </w:p>
         </w:tc>
       </w:tr>
